--- a/artigo_sitemas_embarcados.docx
+++ b/artigo_sitemas_embarcados.docx
@@ -35,12 +35,7 @@
       </w:r>
       <w:r>
         <w:br/>
-      </w:r>
-      <w:r>
-        <w:t>Este processo é fundamentalmente baseado em uma metodologia de desenv</w:t>
-      </w:r>
-      <w:r>
-        <w:t>olvimento cruzado, que envolve:</w:t>
+        <w:t>Este processo é fundamentalmente baseado em uma metodologia de desenvolvimento cruzado, que envolve:</w:t>
       </w:r>
     </w:p>
     <w:p>
@@ -223,10 +218,7 @@
       </w:r>
       <w:proofErr w:type="spellEnd"/>
       <w:r>
-        <w:t xml:space="preserve"> do Linux utilizará após a inicialização. A organização é crucial. Uma estrutura de diretórios tí</w:t>
-      </w:r>
-      <w:r>
-        <w:t>pica no ambiente host pode ser:</w:t>
+        <w:t xml:space="preserve"> do Linux utilizará após a inicialização. A organização é crucial. Uma estrutura de diretórios típica no ambiente host pode ser:</w:t>
       </w:r>
     </w:p>
     <w:p>
@@ -247,6 +239,7 @@
           <w:b/>
           <w:i/>
         </w:rPr>
+        <w:lastRenderedPageBreak/>
         <w:t>src</w:t>
       </w:r>
       <w:proofErr w:type="spellEnd"/>
@@ -591,10 +584,7 @@
         <w:t>/</w:t>
       </w:r>
       <w:r>
-        <w:t xml:space="preserve"> usand</w:t>
-      </w:r>
-      <w:r>
-        <w:t xml:space="preserve">o o comando </w:t>
+        <w:t xml:space="preserve"> usando o comando </w:t>
       </w:r>
       <w:proofErr w:type="spellStart"/>
       <w:r>
@@ -684,14 +674,20 @@
         </w:rPr>
       </w:pPr>
       <w:r>
-        <w:t xml:space="preserve">Após a criação da estrutura, inicia-se a compilação cruzada. Utiliza-se um CROSS_COMPILE (compilador) específico para a arquitetura do </w:t>
-      </w:r>
-      <w:proofErr w:type="spellStart"/>
-      <w:r>
-        <w:t>t</w:t>
-      </w:r>
-      <w:r>
-        <w:t>arget</w:t>
+        <w:t xml:space="preserve">Após a criação da estrutura, inicia-se a compilação cruzada. Utiliza-se um </w:t>
+      </w:r>
+      <w:r>
+        <w:rPr>
+          <w:i/>
+        </w:rPr>
+        <w:t>CROSS_COMPILE</w:t>
+      </w:r>
+      <w:r>
+        <w:t xml:space="preserve"> (compilador) específico para a arquitetura do </w:t>
+      </w:r>
+      <w:proofErr w:type="spellStart"/>
+      <w:r>
+        <w:t>target</w:t>
       </w:r>
       <w:proofErr w:type="spellEnd"/>
       <w:r>
@@ -743,14 +739,14 @@
       </w:r>
       <w:proofErr w:type="spellStart"/>
       <w:r>
+        <w:rPr>
+          <w:i/>
+        </w:rPr>
         <w:t>make</w:t>
       </w:r>
       <w:proofErr w:type="spellEnd"/>
       <w:r>
-        <w:t xml:space="preserve"> é usado para configurar e compilar as ferrament</w:t>
-      </w:r>
-      <w:r>
-        <w:t xml:space="preserve">as (como o </w:t>
+        <w:t xml:space="preserve"> é usado para configurar e compilar as ferramentas (como o </w:t>
       </w:r>
       <w:proofErr w:type="spellStart"/>
       <w:r>
@@ -785,23 +781,26 @@
       </w:r>
       <w:proofErr w:type="spellStart"/>
       <w:r>
+        <w:rPr>
+          <w:i/>
+        </w:rPr>
         <w:t>BusyBox</w:t>
       </w:r>
       <w:proofErr w:type="spellEnd"/>
       <w:r>
-        <w:t xml:space="preserve"> com as opções padrão para a arquitetura </w:t>
-      </w:r>
-      <w:r>
-        <w:rPr>
-          <w:i/>
-        </w:rPr>
-        <w:t>ARM</w:t>
-      </w:r>
-      <w:r>
         <w:rPr>
           <w:i/>
         </w:rPr>
         <w:t xml:space="preserve"> </w:t>
+      </w:r>
+      <w:r>
+        <w:t xml:space="preserve">com as opções padrão para a arquitetura </w:t>
+      </w:r>
+      <w:r>
+        <w:rPr>
+          <w:i/>
+        </w:rPr>
+        <w:t xml:space="preserve">ARM </w:t>
       </w:r>
       <w:proofErr w:type="spellStart"/>
       <w:r>
@@ -863,10 +862,7 @@
         <w:jc w:val="both"/>
       </w:pPr>
       <w:r>
-        <w:t>Abre a interface de configuração para selecionar/remover recursos</w:t>
-      </w:r>
-      <w:r>
-        <w:t xml:space="preserve"> </w:t>
+        <w:t xml:space="preserve">Abre a interface de configuração para selecionar/remover recursos </w:t>
       </w:r>
       <w:proofErr w:type="spellStart"/>
       <w:r>
@@ -930,19 +926,23 @@
       </w:r>
       <w:proofErr w:type="spellStart"/>
       <w:r>
+        <w:rPr>
+          <w:i/>
+        </w:rPr>
         <w:t>menuconfig</w:t>
       </w:r>
       <w:proofErr w:type="spellEnd"/>
       <w:r>
-        <w:t xml:space="preserve"> é vital para otimizar o sistema, permitindo que o desenvolvedor selecione apenas os comandos, drivers e módulos estritamente necessários, </w:t>
+        <w:t xml:space="preserve"> é vital para otimizar o sistema, permitindo que o desenvolvedor selecione apenas o</w:t>
       </w:r>
       <w:bookmarkStart w:id="0" w:name="_GoBack"/>
-      <w:r>
-        <w:t xml:space="preserve">minimizando o tamanho final do </w:t>
-      </w:r>
       <w:bookmarkEnd w:id="0"/>
       <w:r>
-        <w:t>firmware.</w:t>
+        <w:t xml:space="preserve">s comandos, drivers e módulos estritamente necessários, </w:t>
+      </w:r>
+      <w:r>
+        <w:lastRenderedPageBreak/>
+        <w:t>minimizando o tamanho final do firmware.</w:t>
       </w:r>
     </w:p>
     <w:p>
@@ -996,10 +996,7 @@
       </w:r>
       <w:proofErr w:type="spellEnd"/>
       <w:r>
-        <w:t xml:space="preserve"> (carregador de inicialização</w:t>
-      </w:r>
-      <w:r>
-        <w:t>).</w:t>
+        <w:t xml:space="preserve"> (carregador de inicialização).</w:t>
       </w:r>
     </w:p>
     <w:p>
@@ -1020,10 +1017,7 @@
       </w:r>
       <w:proofErr w:type="spellEnd"/>
       <w:r>
-        <w:t xml:space="preserve"> é re</w:t>
-      </w:r>
-      <w:r>
-        <w:t>sponsável por (</w:t>
+        <w:t xml:space="preserve"> é responsável por (</w:t>
       </w:r>
       <w:proofErr w:type="spellStart"/>
       <w:r>
@@ -1133,10 +1127,7 @@
       </w:r>
       <w:proofErr w:type="spellEnd"/>
       <w:r>
-        <w:t xml:space="preserve"> mais utilizado em arquiteturas ARM. Sua compilação é específica para cada plac</w:t>
-      </w:r>
-      <w:r>
-        <w:t>a (</w:t>
+        <w:t xml:space="preserve"> mais utilizado em arquiteturas ARM. Sua compilação é específica para cada placa (</w:t>
       </w:r>
       <w:proofErr w:type="spellStart"/>
       <w:r>
@@ -1180,10 +1171,7 @@
       <w:proofErr w:type="spellEnd"/>
       <w:proofErr w:type="gramEnd"/>
       <w:r>
-        <w:t>) é usado para instruir o U-Boot sobre o que carregar. Um exemplo de co</w:t>
-      </w:r>
-      <w:r>
-        <w:t>nfiguração (LINUX-SUNXI, 2017):</w:t>
+        <w:t>) é usado para instruir o U-Boot sobre o que carregar. Um exemplo de configuração (LINUX-SUNXI, 2017):</w:t>
       </w:r>
     </w:p>
     <w:p>
@@ -1376,6 +1364,7 @@
         <w:jc w:val="both"/>
       </w:pPr>
       <w:r>
+        <w:lastRenderedPageBreak/>
         <w:t xml:space="preserve">Muitos sistemas embarcados são também sistemas de tempo real, nos quais o tempo de resposta não é apenas uma métrica de performance, mas um requisito de </w:t>
       </w:r>
       <w:proofErr w:type="spellStart"/>
@@ -1410,23 +1399,17 @@
         <w:jc w:val="both"/>
       </w:pPr>
       <w:r>
-        <w:t xml:space="preserve">Sistemas de tempo real são classificados em duas </w:t>
-      </w:r>
-      <w:r>
-        <w:t>categorias principais:</w:t>
-      </w:r>
-    </w:p>
-    <w:p>
-      <w:pPr>
-        <w:spacing w:after="0" w:line="276" w:lineRule="auto"/>
-        <w:ind w:firstLine="284"/>
-        <w:jc w:val="both"/>
-      </w:pPr>
-      <w:r>
-        <w:t>Hard Real-Time (Tempo Real Rígido): São sistemas em que a falha em cumprir um deadline (prazo) é considerada uma falha catastrófica, podendo resultar em danos materiais ou risco à vida. Exemplos incluem sistemas de freios ABS, controle de maquinário industrial, equipamentos médico</w:t>
-      </w:r>
-      <w:r>
-        <w:t xml:space="preserve">s de suporte à vida e </w:t>
+        <w:t>Sistemas de tempo real são classificados em duas categorias principais:</w:t>
+      </w:r>
+    </w:p>
+    <w:p>
+      <w:pPr>
+        <w:spacing w:after="0" w:line="276" w:lineRule="auto"/>
+        <w:ind w:firstLine="284"/>
+        <w:jc w:val="both"/>
+      </w:pPr>
+      <w:r>
+        <w:t xml:space="preserve">Hard Real-Time (Tempo Real Rígido): São sistemas em que a falha em cumprir um deadline (prazo) é considerada uma falha catastrófica, podendo resultar em danos materiais ou risco à vida. Exemplos incluem sistemas de freios ABS, controle de maquinário industrial, equipamentos médicos de suporte à vida e </w:t>
       </w:r>
       <w:proofErr w:type="spellStart"/>
       <w:r>
@@ -1444,7 +1427,10 @@
         <w:jc w:val="both"/>
       </w:pPr>
       <w:r>
-        <w:t>Soft Real-Time (Tempo Real Suave): São sistemas em que o não cumprimento de um prazo não causa uma falha crítica, mas sim uma degradação da qualidade do serviço. Exemplos incluem streaming de vídeo (onde um quadro perdido causa um "engasgo" momentâneo) ou sistemas de aquisição de dados.</w:t>
+        <w:t xml:space="preserve">Soft Real-Time (Tempo Real Suave): São sistemas em que o não cumprimento de um prazo não causa uma falha crítica, mas sim uma degradação da qualidade do serviço. Exemplos incluem streaming de vídeo (onde um quadro perdido </w:t>
+      </w:r>
+      <w:r>
+        <w:t>causa um "engasgo" momentâneo) ou sistemas de aquisição de dados.</w:t>
       </w:r>
     </w:p>
     <w:p>
@@ -1485,10 +1471,7 @@
       </w:r>
       <w:proofErr w:type="spellEnd"/>
       <w:r>
-        <w:t xml:space="preserve"> muitas vezes não possui tela ou teclado. Segundo Sally (2010), exis</w:t>
-      </w:r>
-      <w:r>
-        <w:t>tem três abordagens principais:</w:t>
+        <w:t xml:space="preserve"> muitas vezes não possui tela ou teclado. Segundo Sally (2010), existem três abordagens principais:</w:t>
       </w:r>
     </w:p>
     <w:p>
@@ -1514,10 +1497,7 @@
       </w:r>
       <w:proofErr w:type="spellEnd"/>
       <w:r>
-        <w:t xml:space="preserve">, inspecionar memória, executar o código passo a </w:t>
-      </w:r>
-      <w:r>
-        <w:t>passo e analisar registradores.</w:t>
+        <w:t>, inspecionar memória, executar o código passo a passo e analisar registradores.</w:t>
       </w:r>
     </w:p>
     <w:p>
@@ -1535,10 +1515,11 @@
       </w:r>
       <w:proofErr w:type="spellEnd"/>
       <w:r>
-        <w:t>): Consiste em fazer o sistema registrar eventos, estados de variáveis e mensagens de erro em uma memória (RAM ou Flash) ou enviá-los via porta serial. A análise desses logs é feita posteriormente (post-mortem) no host pa</w:t>
-      </w:r>
-      <w:r>
-        <w:t>ra identificar a causa do erro.</w:t>
+        <w:t xml:space="preserve">): Consiste em fazer o sistema registrar eventos, estados de variáveis e mensagens de erro em uma memória (RAM ou Flash) ou enviá-los via porta serial. A análise desses logs é feita posteriormente </w:t>
+      </w:r>
+      <w:r>
+        <w:lastRenderedPageBreak/>
+        <w:t>(post-mortem) no host para identificar a causa do erro.</w:t>
       </w:r>
     </w:p>
     <w:p>
@@ -1589,28 +1570,17 @@
         <w:jc w:val="both"/>
       </w:pPr>
       <w:r>
-        <w:t>O desenvolvimento de sistemas embarcados é um processo altamente especializado que difere significativamente do desenvolvimento de software para desktops. Ele exige um profundo conhecimento da inter</w:t>
-      </w:r>
-      <w:r>
-        <w:t>ação entre hardware e software.</w:t>
-      </w:r>
-    </w:p>
-    <w:p>
-      <w:pPr>
-        <w:spacing w:after="0" w:line="276" w:lineRule="auto"/>
-        <w:ind w:firstLine="284"/>
-        <w:jc w:val="both"/>
-      </w:pPr>
-      <w:r>
-        <w:t>Desde a escolha da arquitetura (</w:t>
-      </w:r>
-      <w:proofErr w:type="gramStart"/>
-      <w:r>
-        <w:t>host</w:t>
-      </w:r>
-      <w:proofErr w:type="gramEnd"/>
-      <w:r>
-        <w:t>/</w:t>
+        <w:t>O desenvolvimento de sistemas embarcados é um processo altamente especializado que difere significativamente do desenvolvimento de software para desktops. Ele exige um profundo conhecimento da interação entre hardware e software.</w:t>
+      </w:r>
+    </w:p>
+    <w:p>
+      <w:pPr>
+        <w:spacing w:after="0" w:line="276" w:lineRule="auto"/>
+        <w:ind w:firstLine="284"/>
+        <w:jc w:val="both"/>
+      </w:pPr>
+      <w:r>
+        <w:t>Desde a escolha da arquitetura (host/</w:t>
       </w:r>
       <w:proofErr w:type="spellStart"/>
       <w:r>
@@ -1650,7 +1620,10 @@
       </w:r>
       <w:proofErr w:type="spellEnd"/>
       <w:r>
-        <w:t xml:space="preserve">. A correta configuração do </w:t>
+        <w:t xml:space="preserve">. A correta </w:t>
+      </w:r>
+      <w:r>
+        <w:t xml:space="preserve">configuração do </w:t>
       </w:r>
       <w:proofErr w:type="spellStart"/>
       <w:r>
@@ -1658,10 +1631,7 @@
       </w:r>
       <w:proofErr w:type="spellEnd"/>
       <w:r>
-        <w:t xml:space="preserve"> (como o U-Boot) é a ponte vital que permite ao hardwar</w:t>
-      </w:r>
-      <w:r>
-        <w:t>e executar o software complexo.</w:t>
+        <w:t xml:space="preserve"> (como o U-Boot) é a ponte vital que permite ao hardware executar o software complexo.</w:t>
       </w:r>
     </w:p>
     <w:p>
@@ -1675,8 +1645,12 @@
       </w:r>
     </w:p>
     <w:sectPr>
-      <w:headerReference w:type="default" r:id="rId7"/>
-      <w:footerReference w:type="default" r:id="rId8"/>
+      <w:headerReference w:type="even" r:id="rId7"/>
+      <w:headerReference w:type="default" r:id="rId8"/>
+      <w:footerReference w:type="even" r:id="rId9"/>
+      <w:footerReference w:type="default" r:id="rId10"/>
+      <w:headerReference w:type="first" r:id="rId11"/>
+      <w:footerReference w:type="first" r:id="rId12"/>
       <w:pgSz w:w="11906" w:h="16838"/>
       <w:pgMar w:top="1417" w:right="1701" w:bottom="1417" w:left="1701" w:header="708" w:footer="708" w:gutter="0"/>
       <w:cols w:num="2" w:space="708"/>
@@ -1716,6 +1690,16 @@
   <w:p>
     <w:pPr>
       <w:pStyle w:val="Rodap"/>
+    </w:pPr>
+  </w:p>
+</w:ftr>
+</file>
+
+<file path=word/footer2.xml><?xml version="1.0" encoding="utf-8"?>
+<w:ftr xmlns:wpc="http://schemas.microsoft.com/office/word/2010/wordprocessingCanvas" xmlns:cx="http://schemas.microsoft.com/office/drawing/2014/chartex" xmlns:cx1="http://schemas.microsoft.com/office/drawing/2015/9/8/chartex" xmlns:mc="http://schemas.openxmlformats.org/markup-compatibility/2006" xmlns:o="urn:schemas-microsoft-com:office:office" xmlns:r="http://schemas.openxmlformats.org/officeDocument/2006/relationships" xmlns:m="http://schemas.openxmlformats.org/officeDocument/2006/math" xmlns:v="urn:schemas-microsoft-com:vml" xmlns:wp14="http://schemas.microsoft.com/office/word/2010/wordprocessingDrawing" xmlns:wp="http://schemas.openxmlformats.org/drawingml/2006/wordprocessingDrawing" xmlns:w10="urn:schemas-microsoft-com:office:word" xmlns:w="http://schemas.openxmlformats.org/wordprocessingml/2006/main" xmlns:w14="http://schemas.microsoft.com/office/word/2010/wordml" xmlns:w15="http://schemas.microsoft.com/office/word/2012/wordml" xmlns:w16se="http://schemas.microsoft.com/office/word/2015/wordml/symex" xmlns:wpg="http://schemas.microsoft.com/office/word/2010/wordprocessingGroup" xmlns:wpi="http://schemas.microsoft.com/office/word/2010/wordprocessingInk" xmlns:wne="http://schemas.microsoft.com/office/word/2006/wordml" xmlns:wps="http://schemas.microsoft.com/office/word/2010/wordprocessingShape" mc:Ignorable="w14 w15 w16se wp14">
+  <w:p>
+    <w:pPr>
+      <w:pStyle w:val="Rodap"/>
       <w:jc w:val="both"/>
     </w:pPr>
     <w:r>
@@ -1911,6 +1895,16 @@
 </w:ftr>
 </file>
 
+<file path=word/footer3.xml><?xml version="1.0" encoding="utf-8"?>
+<w:ftr xmlns:wpc="http://schemas.microsoft.com/office/word/2010/wordprocessingCanvas" xmlns:cx="http://schemas.microsoft.com/office/drawing/2014/chartex" xmlns:cx1="http://schemas.microsoft.com/office/drawing/2015/9/8/chartex" xmlns:mc="http://schemas.openxmlformats.org/markup-compatibility/2006" xmlns:o="urn:schemas-microsoft-com:office:office" xmlns:r="http://schemas.openxmlformats.org/officeDocument/2006/relationships" xmlns:m="http://schemas.openxmlformats.org/officeDocument/2006/math" xmlns:v="urn:schemas-microsoft-com:vml" xmlns:wp14="http://schemas.microsoft.com/office/word/2010/wordprocessingDrawing" xmlns:wp="http://schemas.openxmlformats.org/drawingml/2006/wordprocessingDrawing" xmlns:w10="urn:schemas-microsoft-com:office:word" xmlns:w="http://schemas.openxmlformats.org/wordprocessingml/2006/main" xmlns:w14="http://schemas.microsoft.com/office/word/2010/wordml" xmlns:w15="http://schemas.microsoft.com/office/word/2012/wordml" xmlns:w16se="http://schemas.microsoft.com/office/word/2015/wordml/symex" xmlns:wpg="http://schemas.microsoft.com/office/word/2010/wordprocessingGroup" xmlns:wpi="http://schemas.microsoft.com/office/word/2010/wordprocessingInk" xmlns:wne="http://schemas.microsoft.com/office/word/2006/wordml" xmlns:wps="http://schemas.microsoft.com/office/word/2010/wordprocessingShape" mc:Ignorable="w14 w15 w16se wp14">
+  <w:p>
+    <w:pPr>
+      <w:pStyle w:val="Rodap"/>
+    </w:pPr>
+  </w:p>
+</w:ftr>
+</file>
+
 <file path=word/footnotes.xml><?xml version="1.0" encoding="utf-8"?>
 <w:footnotes xmlns:wpc="http://schemas.microsoft.com/office/word/2010/wordprocessingCanvas" xmlns:cx="http://schemas.microsoft.com/office/drawing/2014/chartex" xmlns:cx1="http://schemas.microsoft.com/office/drawing/2015/9/8/chartex" xmlns:mc="http://schemas.openxmlformats.org/markup-compatibility/2006" xmlns:o="urn:schemas-microsoft-com:office:office" xmlns:r="http://schemas.openxmlformats.org/officeDocument/2006/relationships" xmlns:m="http://schemas.openxmlformats.org/officeDocument/2006/math" xmlns:v="urn:schemas-microsoft-com:vml" xmlns:wp14="http://schemas.microsoft.com/office/word/2010/wordprocessingDrawing" xmlns:wp="http://schemas.openxmlformats.org/drawingml/2006/wordprocessingDrawing" xmlns:w10="urn:schemas-microsoft-com:office:word" xmlns:w="http://schemas.openxmlformats.org/wordprocessingml/2006/main" xmlns:w14="http://schemas.microsoft.com/office/word/2010/wordml" xmlns:w15="http://schemas.microsoft.com/office/word/2012/wordml" xmlns:w16se="http://schemas.microsoft.com/office/word/2015/wordml/symex" xmlns:wpg="http://schemas.microsoft.com/office/word/2010/wordprocessingGroup" xmlns:wpi="http://schemas.microsoft.com/office/word/2010/wordprocessingInk" xmlns:wne="http://schemas.microsoft.com/office/word/2006/wordml" xmlns:wps="http://schemas.microsoft.com/office/word/2010/wordprocessingShape" mc:Ignorable="w14 w15 w16se wp14">
   <w:footnote w:type="separator" w:id="-1">
@@ -1941,6 +1935,16 @@
   <w:p>
     <w:pPr>
       <w:pStyle w:val="Cabealho"/>
+    </w:pPr>
+  </w:p>
+</w:hdr>
+</file>
+
+<file path=word/header2.xml><?xml version="1.0" encoding="utf-8"?>
+<w:hdr xmlns:wpc="http://schemas.microsoft.com/office/word/2010/wordprocessingCanvas" xmlns:cx="http://schemas.microsoft.com/office/drawing/2014/chartex" xmlns:cx1="http://schemas.microsoft.com/office/drawing/2015/9/8/chartex" xmlns:mc="http://schemas.openxmlformats.org/markup-compatibility/2006" xmlns:o="urn:schemas-microsoft-com:office:office" xmlns:r="http://schemas.openxmlformats.org/officeDocument/2006/relationships" xmlns:m="http://schemas.openxmlformats.org/officeDocument/2006/math" xmlns:v="urn:schemas-microsoft-com:vml" xmlns:wp14="http://schemas.microsoft.com/office/word/2010/wordprocessingDrawing" xmlns:wp="http://schemas.openxmlformats.org/drawingml/2006/wordprocessingDrawing" xmlns:w10="urn:schemas-microsoft-com:office:word" xmlns:w="http://schemas.openxmlformats.org/wordprocessingml/2006/main" xmlns:w14="http://schemas.microsoft.com/office/word/2010/wordml" xmlns:w15="http://schemas.microsoft.com/office/word/2012/wordml" xmlns:w16se="http://schemas.microsoft.com/office/word/2015/wordml/symex" xmlns:wpg="http://schemas.microsoft.com/office/word/2010/wordprocessingGroup" xmlns:wpi="http://schemas.microsoft.com/office/word/2010/wordprocessingInk" xmlns:wne="http://schemas.microsoft.com/office/word/2006/wordml" xmlns:wps="http://schemas.microsoft.com/office/word/2010/wordprocessingShape" mc:Ignorable="w14 w15 w16se wp14">
+  <w:p>
+    <w:pPr>
+      <w:pStyle w:val="Cabealho"/>
       <w:jc w:val="center"/>
       <w:rPr>
         <w:rFonts w:eastAsia="Arial" w:cs="Arial"/>
@@ -1954,7 +1958,7 @@
         <w:sz w:val="32"/>
         <w:szCs w:val="32"/>
       </w:rPr>
-      <w:t>Da Automação à Gestão de Conteúdo: Ferramentas e Metodologias na Construção de Websites</w:t>
+      <w:t>Uma Visão Geral sobre o Desenvolvimento e Metodologias de Sistemas Embarcados</w:t>
     </w:r>
   </w:p>
   <w:p>
@@ -1999,17 +2003,35 @@
       <w:t xml:space="preserve">Palavras-chave: </w:t>
     </w:r>
     <w:r>
-      <w:t xml:space="preserve">Desenvolvimento Web; Dreamweaver; CMS; </w:t>
+      <w:t xml:space="preserve">Sistemas Embarcados, Tempo Real, </w:t>
     </w:r>
     <w:proofErr w:type="spellStart"/>
     <w:r>
-      <w:t>WordPress</w:t>
+      <w:t>Bootloader</w:t>
     </w:r>
     <w:proofErr w:type="spellEnd"/>
     <w:r>
-      <w:t>; Design Responsivo.</w:t>
+      <w:t xml:space="preserve">, U-Boot, Metodologia de Desenvolvimento, Root </w:t>
+    </w:r>
+    <w:proofErr w:type="spellStart"/>
+    <w:r>
+      <w:t>Filesystem</w:t>
+    </w:r>
+    <w:proofErr w:type="spellEnd"/>
+    <w:r>
+      <w:t>.</w:t>
     </w:r>
   </w:p>
+  <w:p>
+    <w:pPr>
+      <w:pStyle w:val="Cabealho"/>
+    </w:pPr>
+  </w:p>
+</w:hdr>
+</file>
+
+<file path=word/header3.xml><?xml version="1.0" encoding="utf-8"?>
+<w:hdr xmlns:wpc="http://schemas.microsoft.com/office/word/2010/wordprocessingCanvas" xmlns:cx="http://schemas.microsoft.com/office/drawing/2014/chartex" xmlns:cx1="http://schemas.microsoft.com/office/drawing/2015/9/8/chartex" xmlns:mc="http://schemas.openxmlformats.org/markup-compatibility/2006" xmlns:o="urn:schemas-microsoft-com:office:office" xmlns:r="http://schemas.openxmlformats.org/officeDocument/2006/relationships" xmlns:m="http://schemas.openxmlformats.org/officeDocument/2006/math" xmlns:v="urn:schemas-microsoft-com:vml" xmlns:wp14="http://schemas.microsoft.com/office/word/2010/wordprocessingDrawing" xmlns:wp="http://schemas.openxmlformats.org/drawingml/2006/wordprocessingDrawing" xmlns:w10="urn:schemas-microsoft-com:office:word" xmlns:w="http://schemas.openxmlformats.org/wordprocessingml/2006/main" xmlns:w14="http://schemas.microsoft.com/office/word/2010/wordml" xmlns:w15="http://schemas.microsoft.com/office/word/2012/wordml" xmlns:w16se="http://schemas.microsoft.com/office/word/2015/wordml/symex" xmlns:wpg="http://schemas.microsoft.com/office/word/2010/wordprocessingGroup" xmlns:wpi="http://schemas.microsoft.com/office/word/2010/wordprocessingInk" xmlns:wne="http://schemas.microsoft.com/office/word/2006/wordml" xmlns:wps="http://schemas.microsoft.com/office/word/2010/wordprocessingShape" mc:Ignorable="w14 w15 w16se wp14">
   <w:p>
     <w:pPr>
       <w:pStyle w:val="Cabealho"/>
